--- a/tracked_scripts/u1/m12/synthesis/Module 12 - Teacher Reviewed Script (comparison reference).docx
+++ b/tracked_scripts/u1/m12/synthesis/Module 12 - Teacher Reviewed Script (comparison reference).docx
@@ -135,6 +135,27 @@
           <w:i w:val="0"/>
         </w:rPr>
         <w:t>• 1.4.3 #8: Rows/Columns Confusion (RESIDUAL FROM M11)</w:t>
+      </w:r>
+    </w:p>
+    <w:p>
+      <w:pPr>
+        <w:spacing w:before="120" w:after="40"/>
+      </w:pPr>
+      <w:r>
+        <w:rPr>
+          <w:rFonts w:ascii="Calibri" w:hAnsi="Calibri"/>
+          <w:b/>
+          <w:i w:val="0"/>
+        </w:rPr>
+        <w:t xml:space="preserve">Building From: </w:t>
+      </w:r>
+      <w:r>
+        <w:rPr>
+          <w:rFonts w:ascii="Calibri" w:hAnsi="Calibri"/>
+          <w:b w:val="0"/>
+          <w:i w:val="0"/>
+        </w:rPr>
+        <w:t>Students can identify rows and columns in any dot array, write a multiplication expression from a row description AND from a column description, recognize that both descriptions are valid for the same array, compute products from array-based expressions, and specify arrays using word-based description. M11's Synthesis deliberately surfaced the observation that both expressions give the same product ("Interesting, right? Same product. That's something worth remembering.") and its closure teased M12: "You noticed something in those two products. Next time, we'll figure out WHY that happens — and whether it's always true." The 4×3 array briefly rotated 90° as a visual tease with no narration.</w:t>
       </w:r>
     </w:p>
     <w:p>
@@ -253,7 +274,7 @@
           <w:b/>
           <w:i w:val="0"/>
         </w:rPr>
-        <w:t xml:space="preserve">• Options:  </w:t>
+        <w:t xml:space="preserve">• Answer option (optional):  </w:t>
       </w:r>
       <w:r>
         <w:rPr>
@@ -263,7 +284,7 @@
           <w:color w:val="6E6E6E"/>
           <w:sz w:val="19"/>
         </w:rPr>
-        <w:t>The available answer choices</w:t>
+        <w:t>The available answer choice, nested under Prompt</w:t>
       </w:r>
     </w:p>
     <w:p>
@@ -435,9 +456,7 @@
         <w:rPr>
           <w:rFonts w:ascii="Calibri" w:hAnsi="Calibri"/>
           <w:b/>
-          <w:i/>
-          <w:color w:val="6E6E6E"/>
-          <w:sz w:val="19"/>
+          <w:i w:val="0"/>
         </w:rPr>
         <w:t xml:space="preserve">Visual: </w:t>
       </w:r>
@@ -445,9 +464,7 @@
         <w:rPr>
           <w:rFonts w:ascii="Calibri" w:hAnsi="Calibri"/>
           <w:b w:val="0"/>
-          <w:i/>
-          <w:color w:val="6E6E6E"/>
-          <w:sz w:val="19"/>
+          <w:i w:val="0"/>
         </w:rPr>
         <w:t>Left side: 4×5 array appears. 20 dots arranged in 4 rows of 5.</w:t>
       </w:r>
@@ -461,9 +478,7 @@
         <w:rPr>
           <w:rFonts w:ascii="Calibri" w:hAnsi="Calibri"/>
           <w:b/>
-          <w:i/>
-          <w:color w:val="6E6E6E"/>
-          <w:sz w:val="19"/>
+          <w:i w:val="0"/>
         </w:rPr>
         <w:t xml:space="preserve">Visual: </w:t>
       </w:r>
@@ -471,9 +486,7 @@
         <w:rPr>
           <w:rFonts w:ascii="Calibri" w:hAnsi="Calibri"/>
           <w:b w:val="0"/>
-          <w:i/>
-          <w:color w:val="6E6E6E"/>
-          <w:sz w:val="19"/>
+          <w:i w:val="0"/>
         </w:rPr>
         <w:t>Left side: Equation 4 × 5 = 20 displays below array.</w:t>
       </w:r>
@@ -487,9 +500,7 @@
         <w:rPr>
           <w:rFonts w:ascii="Calibri" w:hAnsi="Calibri"/>
           <w:b/>
-          <w:i/>
-          <w:color w:val="6E6E6E"/>
-          <w:sz w:val="19"/>
+          <w:i w:val="0"/>
         </w:rPr>
         <w:t xml:space="preserve">Visual: </w:t>
       </w:r>
@@ -497,9 +508,7 @@
         <w:rPr>
           <w:rFonts w:ascii="Calibri" w:hAnsi="Calibri"/>
           <w:b w:val="0"/>
-          <w:i/>
-          <w:color w:val="6E6E6E"/>
-          <w:sz w:val="19"/>
+          <w:i w:val="0"/>
         </w:rPr>
         <w:t>Right side: Same 4×5 array appears. 20 dots arranged in 4 rows of 5.</w:t>
       </w:r>
@@ -513,9 +522,7 @@
         <w:rPr>
           <w:rFonts w:ascii="Calibri" w:hAnsi="Calibri"/>
           <w:b/>
-          <w:i/>
-          <w:color w:val="6E6E6E"/>
-          <w:sz w:val="19"/>
+          <w:i w:val="0"/>
         </w:rPr>
         <w:t xml:space="preserve">Visual: </w:t>
       </w:r>
@@ -523,9 +530,7 @@
         <w:rPr>
           <w:rFonts w:ascii="Calibri" w:hAnsi="Calibri"/>
           <w:b w:val="0"/>
-          <w:i/>
-          <w:color w:val="6E6E6E"/>
-          <w:sz w:val="19"/>
+          <w:i w:val="0"/>
         </w:rPr>
         <w:t>Right side: Equation 4 × 5 = 20 displays below array.</w:t>
       </w:r>
@@ -539,9 +544,7 @@
         <w:rPr>
           <w:rFonts w:ascii="Calibri" w:hAnsi="Calibri"/>
           <w:b/>
-          <w:i/>
-          <w:color w:val="6E6E6E"/>
-          <w:sz w:val="19"/>
+          <w:i w:val="0"/>
         </w:rPr>
         <w:t xml:space="preserve">Visual: </w:t>
       </w:r>
@@ -549,9 +552,7 @@
         <w:rPr>
           <w:rFonts w:ascii="Calibri" w:hAnsi="Calibri"/>
           <w:b w:val="0"/>
-          <w:i/>
-          <w:color w:val="6E6E6E"/>
-          <w:sz w:val="19"/>
+          <w:i w:val="0"/>
         </w:rPr>
         <w:t>Left side: Rows highlight sequentially. 4 rows of 5 dots each.</w:t>
       </w:r>
@@ -565,9 +566,7 @@
         <w:rPr>
           <w:rFonts w:ascii="Calibri" w:hAnsi="Calibri"/>
           <w:b/>
-          <w:i/>
-          <w:color w:val="6E6E6E"/>
-          <w:sz w:val="19"/>
+          <w:i w:val="0"/>
         </w:rPr>
         <w:t xml:space="preserve">Visual: </w:t>
       </w:r>
@@ -575,9 +574,7 @@
         <w:rPr>
           <w:rFonts w:ascii="Calibri" w:hAnsi="Calibri"/>
           <w:b w:val="0"/>
-          <w:i/>
-          <w:color w:val="6E6E6E"/>
-          <w:sz w:val="19"/>
+          <w:i w:val="0"/>
         </w:rPr>
         <w:t>Left side: Columns highlight sequentially. 5 columns of 4 dots each.</w:t>
       </w:r>
@@ -591,9 +588,7 @@
         <w:rPr>
           <w:rFonts w:ascii="Calibri" w:hAnsi="Calibri"/>
           <w:b/>
-          <w:i/>
-          <w:color w:val="6E6E6E"/>
-          <w:sz w:val="19"/>
+          <w:i w:val="0"/>
         </w:rPr>
         <w:t xml:space="preserve">Visual: </w:t>
       </w:r>
@@ -601,9 +596,7 @@
         <w:rPr>
           <w:rFonts w:ascii="Calibri" w:hAnsi="Calibri"/>
           <w:b w:val="0"/>
-          <w:i/>
-          <w:color w:val="6E6E6E"/>
-          <w:sz w:val="19"/>
+          <w:i w:val="0"/>
         </w:rPr>
         <w:t>Left side: Equation updates to 5 × 4 = 20 after column highlighting.</w:t>
       </w:r>
@@ -617,9 +610,7 @@
         <w:rPr>
           <w:rFonts w:ascii="Calibri" w:hAnsi="Calibri"/>
           <w:b/>
-          <w:i/>
-          <w:color w:val="6E6E6E"/>
-          <w:sz w:val="19"/>
+          <w:i w:val="0"/>
         </w:rPr>
         <w:t xml:space="preserve">Visual: </w:t>
       </w:r>
@@ -627,9 +618,7 @@
         <w:rPr>
           <w:rFonts w:ascii="Calibri" w:hAnsi="Calibri"/>
           <w:b w:val="0"/>
-          <w:i/>
-          <w:color w:val="6E6E6E"/>
-          <w:sz w:val="19"/>
+          <w:i w:val="0"/>
         </w:rPr>
         <w:t>Right side: Array rotates 90 degrees clockwise. Becomes 5×4 orientation.</w:t>
       </w:r>
@@ -643,9 +632,7 @@
         <w:rPr>
           <w:rFonts w:ascii="Calibri" w:hAnsi="Calibri"/>
           <w:b/>
-          <w:i/>
-          <w:color w:val="6E6E6E"/>
-          <w:sz w:val="19"/>
+          <w:i w:val="0"/>
         </w:rPr>
         <w:t xml:space="preserve">Visual: </w:t>
       </w:r>
@@ -653,9 +640,7 @@
         <w:rPr>
           <w:rFonts w:ascii="Calibri" w:hAnsi="Calibri"/>
           <w:b w:val="0"/>
-          <w:i/>
-          <w:color w:val="6E6E6E"/>
-          <w:sz w:val="19"/>
+          <w:i w:val="0"/>
         </w:rPr>
         <w:t>Right side: Array now shows 5 rows of 4 dots each after rotation.</w:t>
       </w:r>
@@ -669,9 +654,7 @@
         <w:rPr>
           <w:rFonts w:ascii="Calibri" w:hAnsi="Calibri"/>
           <w:b/>
-          <w:i/>
-          <w:color w:val="6E6E6E"/>
-          <w:sz w:val="19"/>
+          <w:i w:val="0"/>
         </w:rPr>
         <w:t xml:space="preserve">Visual: </w:t>
       </w:r>
@@ -679,9 +662,7 @@
         <w:rPr>
           <w:rFonts w:ascii="Calibri" w:hAnsi="Calibri"/>
           <w:b w:val="0"/>
-          <w:i/>
-          <w:color w:val="6E6E6E"/>
-          <w:sz w:val="19"/>
+          <w:i w:val="0"/>
         </w:rPr>
         <w:t>Right side: Equation updates to 5 × 4 = 20 after rotation.</w:t>
       </w:r>
@@ -796,7 +777,21 @@
     </w:p>
     <w:p>
       <w:pPr>
-        <w:spacing w:before="60" w:after="20"/>
+        <w:spacing w:before="80" w:after="40"/>
+        <w:ind w:left="0"/>
+      </w:pPr>
+      <w:r>
+        <w:rPr>
+          <w:rFonts w:ascii="Calibri" w:hAnsi="Calibri"/>
+          <w:b/>
+          <w:i w:val="0"/>
+        </w:rPr>
+        <w:t>Based on student response:</w:t>
+      </w:r>
+    </w:p>
+    <w:p>
+      <w:pPr>
+        <w:spacing w:before="40" w:after="20"/>
         <w:ind w:left="0"/>
       </w:pPr>
       <w:r>
@@ -841,8 +836,8 @@
     </w:p>
     <w:p>
       <w:pPr>
-        <w:spacing w:before="60" w:after="20"/>
-        <w:ind w:left="432"/>
+        <w:spacing w:before="40" w:after="20"/>
+        <w:ind w:left="0"/>
       </w:pPr>
       <w:r>
         <w:rPr>
@@ -865,15 +860,13 @@
     <w:p>
       <w:pPr>
         <w:spacing w:before="20" w:after="20"/>
-        <w:ind w:left="720"/>
+        <w:ind w:left="0"/>
       </w:pPr>
       <w:r>
         <w:rPr>
           <w:rFonts w:ascii="Calibri" w:hAnsi="Calibri"/>
           <w:b/>
-          <w:i/>
-          <w:color w:val="6E6E6E"/>
-          <w:sz w:val="19"/>
+          <w:i w:val="0"/>
         </w:rPr>
         <w:t xml:space="preserve">Visual: </w:t>
       </w:r>
@@ -881,9 +874,7 @@
         <w:rPr>
           <w:rFonts w:ascii="Calibri" w:hAnsi="Calibri"/>
           <w:b w:val="0"/>
-          <w:i/>
-          <w:color w:val="6E6E6E"/>
-          <w:sz w:val="19"/>
+          <w:i w:val="0"/>
         </w:rPr>
         <w:t>Left array highlights as a complete set.</w:t>
       </w:r>
@@ -891,15 +882,13 @@
     <w:p>
       <w:pPr>
         <w:spacing w:before="20" w:after="20"/>
-        <w:ind w:left="720"/>
+        <w:ind w:left="0"/>
       </w:pPr>
       <w:r>
         <w:rPr>
           <w:rFonts w:ascii="Calibri" w:hAnsi="Calibri"/>
           <w:b/>
-          <w:i/>
-          <w:color w:val="6E6E6E"/>
-          <w:sz w:val="19"/>
+          <w:i w:val="0"/>
         </w:rPr>
         <w:t xml:space="preserve">Visual: </w:t>
       </w:r>
@@ -907,9 +896,7 @@
         <w:rPr>
           <w:rFonts w:ascii="Calibri" w:hAnsi="Calibri"/>
           <w:b w:val="0"/>
-          <w:i/>
-          <w:color w:val="6E6E6E"/>
-          <w:sz w:val="19"/>
+          <w:i w:val="0"/>
         </w:rPr>
         <w:t>Right array highlights as a complete set.</w:t>
       </w:r>
@@ -917,7 +904,7 @@
     <w:p>
       <w:pPr>
         <w:spacing w:before="20" w:after="20"/>
-        <w:ind w:left="720"/>
+        <w:ind w:left="0"/>
       </w:pPr>
       <w:r>
         <w:rPr>
@@ -938,8 +925,8 @@
     </w:p>
     <w:p>
       <w:pPr>
-        <w:spacing w:before="60" w:after="20"/>
-        <w:ind w:left="432"/>
+        <w:spacing w:before="40" w:after="20"/>
+        <w:ind w:left="0"/>
       </w:pPr>
       <w:r>
         <w:rPr>
@@ -962,15 +949,13 @@
     <w:p>
       <w:pPr>
         <w:spacing w:before="20" w:after="20"/>
-        <w:ind w:left="720"/>
+        <w:ind w:left="0"/>
       </w:pPr>
       <w:r>
         <w:rPr>
           <w:rFonts w:ascii="Calibri" w:hAnsi="Calibri"/>
           <w:b/>
-          <w:i/>
-          <w:color w:val="6E6E6E"/>
-          <w:sz w:val="19"/>
+          <w:i w:val="0"/>
         </w:rPr>
         <w:t xml:space="preserve">Visual: </w:t>
       </w:r>
@@ -978,9 +963,7 @@
         <w:rPr>
           <w:rFonts w:ascii="Calibri" w:hAnsi="Calibri"/>
           <w:b w:val="0"/>
-          <w:i/>
-          <w:color w:val="6E6E6E"/>
-          <w:sz w:val="19"/>
+          <w:i w:val="0"/>
         </w:rPr>
         <w:t>Left array: rows flash briefly to show row method was also used.</w:t>
       </w:r>
@@ -988,7 +971,7 @@
     <w:p>
       <w:pPr>
         <w:spacing w:before="20" w:after="20"/>
-        <w:ind w:left="720"/>
+        <w:ind w:left="0"/>
       </w:pPr>
       <w:r>
         <w:rPr>
@@ -1009,8 +992,8 @@
     </w:p>
     <w:p>
       <w:pPr>
-        <w:spacing w:before="60" w:after="20"/>
-        <w:ind w:left="432"/>
+        <w:spacing w:before="40" w:after="20"/>
+        <w:ind w:left="0"/>
       </w:pPr>
       <w:r>
         <w:rPr>
@@ -1033,15 +1016,13 @@
     <w:p>
       <w:pPr>
         <w:spacing w:before="20" w:after="20"/>
-        <w:ind w:left="720"/>
+        <w:ind w:left="0"/>
       </w:pPr>
       <w:r>
         <w:rPr>
           <w:rFonts w:ascii="Calibri" w:hAnsi="Calibri"/>
           <w:b/>
-          <w:i/>
-          <w:color w:val="6E6E6E"/>
-          <w:sz w:val="19"/>
+          <w:i w:val="0"/>
         </w:rPr>
         <w:t xml:space="preserve">Visual: </w:t>
       </w:r>
@@ -1049,9 +1030,7 @@
         <w:rPr>
           <w:rFonts w:ascii="Calibri" w:hAnsi="Calibri"/>
           <w:b w:val="0"/>
-          <w:i/>
-          <w:color w:val="6E6E6E"/>
-          <w:sz w:val="19"/>
+          <w:i w:val="0"/>
         </w:rPr>
         <w:t>Left array: all dots pulse to emphasize total count remains 20.</w:t>
       </w:r>
@@ -1059,15 +1038,13 @@
     <w:p>
       <w:pPr>
         <w:spacing w:before="20" w:after="20"/>
-        <w:ind w:left="720"/>
+        <w:ind w:left="0"/>
       </w:pPr>
       <w:r>
         <w:rPr>
           <w:rFonts w:ascii="Calibri" w:hAnsi="Calibri"/>
           <w:b/>
-          <w:i/>
-          <w:color w:val="6E6E6E"/>
-          <w:sz w:val="19"/>
+          <w:i w:val="0"/>
         </w:rPr>
         <w:t xml:space="preserve">Visual: </w:t>
       </w:r>
@@ -1075,9 +1052,7 @@
         <w:rPr>
           <w:rFonts w:ascii="Calibri" w:hAnsi="Calibri"/>
           <w:b w:val="0"/>
-          <w:i/>
-          <w:color w:val="6E6E6E"/>
-          <w:sz w:val="19"/>
+          <w:i w:val="0"/>
         </w:rPr>
         <w:t>Right array: all dots pulse to emphasize total count remains 20.</w:t>
       </w:r>
@@ -1085,7 +1060,7 @@
     <w:p>
       <w:pPr>
         <w:spacing w:before="20" w:after="20"/>
-        <w:ind w:left="720"/>
+        <w:ind w:left="0"/>
       </w:pPr>
       <w:r>
         <w:rPr>
@@ -1237,7 +1212,21 @@
     </w:p>
     <w:p>
       <w:pPr>
-        <w:spacing w:before="60" w:after="20"/>
+        <w:spacing w:before="80" w:after="40"/>
+        <w:ind w:left="0"/>
+      </w:pPr>
+      <w:r>
+        <w:rPr>
+          <w:rFonts w:ascii="Calibri" w:hAnsi="Calibri"/>
+          <w:b/>
+          <w:i w:val="0"/>
+        </w:rPr>
+        <w:t>Based on student response:</w:t>
+      </w:r>
+    </w:p>
+    <w:p>
+      <w:pPr>
+        <w:spacing w:before="40" w:after="20"/>
         <w:ind w:left="0"/>
       </w:pPr>
       <w:r>
@@ -1282,8 +1271,8 @@
     </w:p>
     <w:p>
       <w:pPr>
-        <w:spacing w:before="60" w:after="20"/>
-        <w:ind w:left="432"/>
+        <w:spacing w:before="40" w:after="20"/>
+        <w:ind w:left="0"/>
       </w:pPr>
       <w:r>
         <w:rPr>
@@ -1306,7 +1295,7 @@
     <w:p>
       <w:pPr>
         <w:spacing w:before="20" w:after="20"/>
-        <w:ind w:left="720"/>
+        <w:ind w:left="0"/>
       </w:pPr>
       <w:r>
         <w:rPr>
@@ -1327,8 +1316,8 @@
     </w:p>
     <w:p>
       <w:pPr>
-        <w:spacing w:before="60" w:after="20"/>
-        <w:ind w:left="432"/>
+        <w:spacing w:before="40" w:after="20"/>
+        <w:ind w:left="0"/>
       </w:pPr>
       <w:r>
         <w:rPr>
@@ -1351,7 +1340,7 @@
     <w:p>
       <w:pPr>
         <w:spacing w:before="20" w:after="20"/>
-        <w:ind w:left="720"/>
+        <w:ind w:left="0"/>
       </w:pPr>
       <w:r>
         <w:rPr>
@@ -1372,8 +1361,8 @@
     </w:p>
     <w:p>
       <w:pPr>
-        <w:spacing w:before="60" w:after="20"/>
-        <w:ind w:left="432"/>
+        <w:spacing w:before="40" w:after="20"/>
+        <w:ind w:left="0"/>
       </w:pPr>
       <w:r>
         <w:rPr>
@@ -1396,7 +1385,7 @@
     <w:p>
       <w:pPr>
         <w:spacing w:before="20" w:after="20"/>
-        <w:ind w:left="720"/>
+        <w:ind w:left="0"/>
       </w:pPr>
       <w:r>
         <w:rPr>
@@ -1417,8 +1406,8 @@
     </w:p>
     <w:p>
       <w:pPr>
-        <w:spacing w:before="60" w:after="20"/>
-        <w:ind w:left="432"/>
+        <w:spacing w:before="40" w:after="20"/>
+        <w:ind w:left="0"/>
       </w:pPr>
       <w:r>
         <w:rPr>
@@ -1441,7 +1430,7 @@
     <w:p>
       <w:pPr>
         <w:spacing w:before="20" w:after="20"/>
-        <w:ind w:left="720"/>
+        <w:ind w:left="0"/>
       </w:pPr>
       <w:r>
         <w:rPr>
@@ -1584,7 +1573,21 @@
     </w:p>
     <w:p>
       <w:pPr>
-        <w:spacing w:before="60" w:after="20"/>
+        <w:spacing w:before="80" w:after="40"/>
+        <w:ind w:left="0"/>
+      </w:pPr>
+      <w:r>
+        <w:rPr>
+          <w:rFonts w:ascii="Calibri" w:hAnsi="Calibri"/>
+          <w:b/>
+          <w:i w:val="0"/>
+        </w:rPr>
+        <w:t>Based on student response:</w:t>
+      </w:r>
+    </w:p>
+    <w:p>
+      <w:pPr>
+        <w:spacing w:before="40" w:after="20"/>
         <w:ind w:left="0"/>
       </w:pPr>
       <w:r>
@@ -1629,8 +1632,8 @@
     </w:p>
     <w:p>
       <w:pPr>
-        <w:spacing w:before="60" w:after="20"/>
-        <w:ind w:left="432"/>
+        <w:spacing w:before="40" w:after="20"/>
+        <w:ind w:left="0"/>
       </w:pPr>
       <w:r>
         <w:rPr>
@@ -1653,7 +1656,7 @@
     <w:p>
       <w:pPr>
         <w:spacing w:before="20" w:after="20"/>
-        <w:ind w:left="720"/>
+        <w:ind w:left="0"/>
       </w:pPr>
       <w:r>
         <w:rPr>
@@ -1674,8 +1677,8 @@
     </w:p>
     <w:p>
       <w:pPr>
-        <w:spacing w:before="60" w:after="20"/>
-        <w:ind w:left="432"/>
+        <w:spacing w:before="40" w:after="20"/>
+        <w:ind w:left="0"/>
       </w:pPr>
       <w:r>
         <w:rPr>
@@ -1698,7 +1701,7 @@
     <w:p>
       <w:pPr>
         <w:spacing w:before="20" w:after="20"/>
-        <w:ind w:left="720"/>
+        <w:ind w:left="0"/>
       </w:pPr>
       <w:r>
         <w:rPr>
@@ -1719,8 +1722,8 @@
     </w:p>
     <w:p>
       <w:pPr>
-        <w:spacing w:before="60" w:after="20"/>
-        <w:ind w:left="432"/>
+        <w:spacing w:before="40" w:after="20"/>
+        <w:ind w:left="0"/>
       </w:pPr>
       <w:r>
         <w:rPr>
@@ -1743,7 +1746,7 @@
     <w:p>
       <w:pPr>
         <w:spacing w:before="20" w:after="20"/>
-        <w:ind w:left="720"/>
+        <w:ind w:left="0"/>
       </w:pPr>
       <w:r>
         <w:rPr>
@@ -1764,8 +1767,8 @@
     </w:p>
     <w:p>
       <w:pPr>
-        <w:spacing w:before="60" w:after="20"/>
-        <w:ind w:left="432"/>
+        <w:spacing w:before="40" w:after="20"/>
+        <w:ind w:left="0"/>
       </w:pPr>
       <w:r>
         <w:rPr>
@@ -1788,7 +1791,7 @@
     <w:p>
       <w:pPr>
         <w:spacing w:before="20" w:after="20"/>
-        <w:ind w:left="720"/>
+        <w:ind w:left="0"/>
       </w:pPr>
       <w:r>
         <w:rPr>
@@ -1847,9 +1850,7 @@
         <w:rPr>
           <w:rFonts w:ascii="Calibri" w:hAnsi="Calibri"/>
           <w:b/>
-          <w:i/>
-          <w:color w:val="6E6E6E"/>
-          <w:sz w:val="19"/>
+          <w:i w:val="0"/>
         </w:rPr>
         <w:t xml:space="preserve">Visual: </w:t>
       </w:r>
@@ -1857,9 +1858,7 @@
         <w:rPr>
           <w:rFonts w:ascii="Calibri" w:hAnsi="Calibri"/>
           <w:b w:val="0"/>
-          <w:i/>
-          <w:color w:val="6E6E6E"/>
-          <w:sz w:val="19"/>
+          <w:i w:val="0"/>
         </w:rPr>
         <w:t>Display showing three multiplication facts with their commutative partners revealed: 3 × 8 = 24 paired with 8 × 3 = 24 (checkmark), 6 × 5 = 30 paired with 5 × 6 = 30 (checkmark), 4 × 9 = 36 paired with 9 × 4 = 36 (checkmark). Below the facts: text reads '3 facts learned → 6 facts known'.</w:t>
       </w:r>
@@ -1996,7 +1995,21 @@
     </w:p>
     <w:p>
       <w:pPr>
-        <w:spacing w:before="60" w:after="20"/>
+        <w:spacing w:before="80" w:after="40"/>
+        <w:ind w:left="0"/>
+      </w:pPr>
+      <w:r>
+        <w:rPr>
+          <w:rFonts w:ascii="Calibri" w:hAnsi="Calibri"/>
+          <w:b/>
+          <w:i w:val="0"/>
+        </w:rPr>
+        <w:t>Based on student response:</w:t>
+      </w:r>
+    </w:p>
+    <w:p>
+      <w:pPr>
+        <w:spacing w:before="40" w:after="20"/>
         <w:ind w:left="0"/>
       </w:pPr>
       <w:r>
@@ -2041,8 +2054,8 @@
     </w:p>
     <w:p>
       <w:pPr>
-        <w:spacing w:before="60" w:after="20"/>
-        <w:ind w:left="432"/>
+        <w:spacing w:before="40" w:after="20"/>
+        <w:ind w:left="0"/>
       </w:pPr>
       <w:r>
         <w:rPr>
@@ -2065,15 +2078,13 @@
     <w:p>
       <w:pPr>
         <w:spacing w:before="20" w:after="20"/>
-        <w:ind w:left="720"/>
+        <w:ind w:left="0"/>
       </w:pPr>
       <w:r>
         <w:rPr>
           <w:rFonts w:ascii="Calibri" w:hAnsi="Calibri"/>
           <w:b/>
-          <w:i/>
-          <w:color w:val="6E6E6E"/>
-          <w:sz w:val="19"/>
+          <w:i w:val="0"/>
         </w:rPr>
         <w:t xml:space="preserve">Visual: </w:t>
       </w:r>
@@ -2081,9 +2092,7 @@
         <w:rPr>
           <w:rFonts w:ascii="Calibri" w:hAnsi="Calibri"/>
           <w:b w:val="0"/>
-          <w:i/>
-          <w:color w:val="6E6E6E"/>
-          <w:sz w:val="19"/>
+          <w:i w:val="0"/>
         </w:rPr>
         <w:t>The fact pair 3 × 8 = 24 and 8 × 3 = 24 pulses gently.</w:t>
       </w:r>
@@ -2091,7 +2100,7 @@
     <w:p>
       <w:pPr>
         <w:spacing w:before="20" w:after="20"/>
-        <w:ind w:left="720"/>
+        <w:ind w:left="0"/>
       </w:pPr>
       <w:r>
         <w:rPr>
@@ -2112,8 +2121,8 @@
     </w:p>
     <w:p>
       <w:pPr>
-        <w:spacing w:before="60" w:after="20"/>
-        <w:ind w:left="432"/>
+        <w:spacing w:before="40" w:after="20"/>
+        <w:ind w:left="0"/>
       </w:pPr>
       <w:r>
         <w:rPr>
@@ -2136,15 +2145,13 @@
     <w:p>
       <w:pPr>
         <w:spacing w:before="20" w:after="20"/>
-        <w:ind w:left="720"/>
+        <w:ind w:left="0"/>
       </w:pPr>
       <w:r>
         <w:rPr>
           <w:rFonts w:ascii="Calibri" w:hAnsi="Calibri"/>
           <w:b/>
-          <w:i/>
-          <w:color w:val="6E6E6E"/>
-          <w:sz w:val="19"/>
+          <w:i w:val="0"/>
         </w:rPr>
         <w:t xml:space="preserve">Visual: </w:t>
       </w:r>
@@ -2152,9 +2159,7 @@
         <w:rPr>
           <w:rFonts w:ascii="Calibri" w:hAnsi="Calibri"/>
           <w:b w:val="0"/>
-          <w:i/>
-          <w:color w:val="6E6E6E"/>
-          <w:sz w:val="19"/>
+          <w:i w:val="0"/>
         </w:rPr>
         <w:t>Text '3 facts learned → 6 facts known' pulses.</w:t>
       </w:r>
@@ -2162,7 +2167,7 @@
     <w:p>
       <w:pPr>
         <w:spacing w:before="20" w:after="20"/>
-        <w:ind w:left="720"/>
+        <w:ind w:left="0"/>
       </w:pPr>
       <w:r>
         <w:rPr>
@@ -2183,8 +2188,8 @@
     </w:p>
     <w:p>
       <w:pPr>
-        <w:spacing w:before="60" w:after="20"/>
-        <w:ind w:left="432"/>
+        <w:spacing w:before="40" w:after="20"/>
+        <w:ind w:left="0"/>
       </w:pPr>
       <w:r>
         <w:rPr>
@@ -2207,15 +2212,13 @@
     <w:p>
       <w:pPr>
         <w:spacing w:before="20" w:after="20"/>
-        <w:ind w:left="720"/>
+        <w:ind w:left="0"/>
       </w:pPr>
       <w:r>
         <w:rPr>
           <w:rFonts w:ascii="Calibri" w:hAnsi="Calibri"/>
           <w:b/>
-          <w:i/>
-          <w:color w:val="6E6E6E"/>
-          <w:sz w:val="19"/>
+          <w:i w:val="0"/>
         </w:rPr>
         <w:t xml:space="preserve">Visual: </w:t>
       </w:r>
@@ -2223,9 +2226,7 @@
         <w:rPr>
           <w:rFonts w:ascii="Calibri" w:hAnsi="Calibri"/>
           <w:b w:val="0"/>
-          <w:i/>
-          <w:color w:val="6E6E6E"/>
-          <w:sz w:val="19"/>
+          <w:i w:val="0"/>
         </w:rPr>
         <w:t>Option A highlights: 'If I know 5 × 7, I already know 7 × 5 — no extra work'.</w:t>
       </w:r>
@@ -2233,7 +2234,7 @@
     <w:p>
       <w:pPr>
         <w:spacing w:before="20" w:after="20"/>
-        <w:ind w:left="720"/>
+        <w:ind w:left="0"/>
       </w:pPr>
       <w:r>
         <w:rPr>
@@ -2385,7 +2386,21 @@
     </w:p>
     <w:p>
       <w:pPr>
-        <w:spacing w:before="60" w:after="20"/>
+        <w:spacing w:before="80" w:after="40"/>
+        <w:ind w:left="0"/>
+      </w:pPr>
+      <w:r>
+        <w:rPr>
+          <w:rFonts w:ascii="Calibri" w:hAnsi="Calibri"/>
+          <w:b/>
+          <w:i w:val="0"/>
+        </w:rPr>
+        <w:t>Based on student response:</w:t>
+      </w:r>
+    </w:p>
+    <w:p>
+      <w:pPr>
+        <w:spacing w:before="40" w:after="20"/>
         <w:ind w:left="0"/>
       </w:pPr>
       <w:r>
@@ -2430,7 +2445,7 @@
     </w:p>
     <w:p>
       <w:pPr>
-        <w:spacing w:before="60" w:after="20"/>
+        <w:spacing w:before="40" w:after="20"/>
         <w:ind w:left="0"/>
       </w:pPr>
       <w:r>
@@ -2475,7 +2490,7 @@
     </w:p>
     <w:p>
       <w:pPr>
-        <w:spacing w:before="60" w:after="20"/>
+        <w:spacing w:before="40" w:after="20"/>
         <w:ind w:left="0"/>
       </w:pPr>
       <w:r>
@@ -2520,7 +2535,7 @@
     </w:p>
     <w:p>
       <w:pPr>
-        <w:spacing w:before="60" w:after="20"/>
+        <w:spacing w:before="40" w:after="20"/>
         <w:ind w:left="0"/>
       </w:pPr>
       <w:r>
@@ -2581,9 +2596,7 @@
         <w:rPr>
           <w:rFonts w:ascii="Calibri" w:hAnsi="Calibri"/>
           <w:b/>
-          <w:i/>
-          <w:color w:val="6E6E6E"/>
-          <w:sz w:val="19"/>
+          <w:i w:val="0"/>
         </w:rPr>
         <w:t xml:space="preserve">Visual: </w:t>
       </w:r>
@@ -2591,9 +2604,7 @@
         <w:rPr>
           <w:rFonts w:ascii="Calibri" w:hAnsi="Calibri"/>
           <w:b w:val="0"/>
-          <w:i/>
-          <w:color w:val="6E6E6E"/>
-          <w:sz w:val="19"/>
+          <w:i w:val="0"/>
         </w:rPr>
         <w:t>Brief montage or summary display showing the progression: equal groups (bags/circles), expressions, equations, arrays, commutative property.</w:t>
       </w:r>
